--- a/.claude/skills/pjbg/template/评级报告模板.docx
+++ b/.claude/skills/pjbg/template/评级报告模板.docx
@@ -2176,6 +2176,2104 @@
             <w:noWrap/>
             <w:vAlign w:val="center"/>
           </w:tcPr>
+          <w:tbl>
+            <w:tblPr>
+              <w:tblStyle w:val="6"/>
+              <w:tblW w:w="8094" w:type="dxa"/>
+              <w:tblInd w:w="5" w:type="dxa"/>
+              <w:tblBorders>
+                <w:top w:val="none" w:color="auto" w:sz="4" w:space="0"/>
+                <w:left w:val="none" w:color="auto" w:sz="4" w:space="0"/>
+                <w:bottom w:val="none" w:color="auto" w:sz="4" w:space="0"/>
+                <w:right w:val="none" w:color="auto" w:sz="4" w:space="0"/>
+                <w:insideH w:val="single" w:color="auto" w:sz="4" w:space="0"/>
+                <w:insideV w:val="dotted" w:color="C0C0C0" w:sz="4" w:space="0"/>
+              </w:tblBorders>
+              <w:tblLayout w:type="fixed"/>
+              <w:tblCellMar>
+                <w:left w:w="108" w:type="dxa"/>
+                <w:right w:w="108" w:type="dxa"/>
+              </w:tblCellMar>
+            </w:tblPr>
+            <w:tblGrid>
+              <w:gridCol w:w="1644"/>
+              <w:gridCol w:w="1075"/>
+              <w:gridCol w:w="1075"/>
+              <w:gridCol w:w="1075"/>
+              <w:gridCol w:w="1075"/>
+              <w:gridCol w:w="1075"/>
+              <w:gridCol w:w="1075"/>
+            </w:tblGrid>
+            <w:tr>
+              <w:tblPrEx>
+                <w:tblBorders>
+                  <w:top w:val="none" w:color="auto" w:sz="4" w:space="0"/>
+                  <w:left w:val="none" w:color="auto" w:sz="4" w:space="0"/>
+                  <w:bottom w:val="none" w:color="auto" w:sz="4" w:space="0"/>
+                  <w:right w:val="none" w:color="auto" w:sz="4" w:space="0"/>
+                  <w:insideH w:val="single" w:color="auto" w:sz="4" w:space="0"/>
+                  <w:insideV w:val="dotted" w:color="C0C0C0" w:sz="4" w:space="0"/>
+                </w:tblBorders>
+              </w:tblPrEx>
+              <w:trPr>
+                <w:wAfter w:w="0" w:type="auto"/>
+              </w:trPr>
+              <w:tc>
+                <w:tcPr>
+                  <w:tcW w:w="1644" w:type="dxa"/>
+                </w:tcPr>
+                <w:p>
+                  <w:pPr>
+                    <w:jc w:val="both"/>
+                    <w:rPr>
+                      <w:rFonts w:hint="eastAsia" w:ascii="微软雅黑" w:hAnsi="微软雅黑" w:eastAsia="微软雅黑" w:cs="微软雅黑"/>
+                      <w:b/>
+                      <w:i w:val="0"/>
+                      <w:iCs w:val="0"/>
+                      <w:color w:val="000000"/>
+                      <w:sz w:val="15"/>
+                      <w:szCs w:val="15"/>
+                      <w:u w:val="none"/>
+                      <w:vertAlign w:val="baseline"/>
+                      <w:lang w:eastAsia="zh-CN"/>
+                    </w:rPr>
+                  </w:pPr>
+                  <w:bookmarkStart w:id="18" w:name="财务"/>
+                  <w:bookmarkStart w:id="19" w:name="盈利预测" w:colFirst="0" w:colLast="0"/>
+                  <w:r>
+                    <w:rPr>
+                      <w:rFonts w:hint="eastAsia" w:ascii="微软雅黑" w:hAnsi="微软雅黑" w:eastAsia="微软雅黑" w:cs="微软雅黑"/>
+                      <w:b/>
+                      <w:i w:val="0"/>
+                      <w:iCs w:val="0"/>
+                      <w:color w:val="000000"/>
+                      <w:sz w:val="15"/>
+                      <w:szCs w:val="15"/>
+                      <w:u w:val="none"/>
+                      <w:vertAlign w:val="baseline"/>
+                      <w:lang w:eastAsia="zh-CN"/>
+                    </w:rPr>
+                    <w:t>财务指标</w:t>
+                  </w:r>
+                </w:p>
+              </w:tc>
+              <w:tc>
+                <w:tcPr>
+                  <w:tcW w:w="1075" w:type="dxa"/>
+                </w:tcPr>
+                <w:p>
+                  <w:pPr>
+                    <w:jc w:val="both"/>
+                    <w:rPr>
+                      <w:rFonts w:hint="eastAsia" w:ascii="微软雅黑" w:hAnsi="微软雅黑" w:eastAsia="微软雅黑" w:cs="微软雅黑"/>
+                      <w:b/>
+                      <w:i w:val="0"/>
+                      <w:iCs w:val="0"/>
+                      <w:color w:val="000000"/>
+                      <w:sz w:val="15"/>
+                      <w:szCs w:val="15"/>
+                      <w:u w:val="none"/>
+                      <w:vertAlign w:val="baseline"/>
+                      <w:lang w:eastAsia="zh-CN"/>
+                    </w:rPr>
+                  </w:pPr>
+                  <w:r>
+                    <w:rPr>
+                      <w:rFonts w:hint="eastAsia" w:ascii="微软雅黑" w:hAnsi="微软雅黑" w:eastAsia="微软雅黑" w:cs="微软雅黑"/>
+                      <w:b/>
+                      <w:i w:val="0"/>
+                      <w:iCs w:val="0"/>
+                      <w:color w:val="000000"/>
+                      <w:sz w:val="15"/>
+                      <w:szCs w:val="15"/>
+                      <w:u w:val="none"/>
+                      <w:vertAlign w:val="baseline"/>
+                      <w:lang w:eastAsia="zh-CN"/>
+                    </w:rPr>
+                    <w:t>2023</w:t>
+                  </w:r>
+                </w:p>
+              </w:tc>
+              <w:tc>
+                <w:tcPr>
+                  <w:tcW w:w="1075" w:type="dxa"/>
+                </w:tcPr>
+                <w:p>
+                  <w:pPr>
+                    <w:jc w:val="both"/>
+                    <w:rPr>
+                      <w:rFonts w:hint="eastAsia" w:ascii="微软雅黑" w:hAnsi="微软雅黑" w:eastAsia="微软雅黑" w:cs="微软雅黑"/>
+                      <w:b/>
+                      <w:i w:val="0"/>
+                      <w:iCs w:val="0"/>
+                      <w:color w:val="000000"/>
+                      <w:sz w:val="15"/>
+                      <w:szCs w:val="15"/>
+                      <w:u w:val="none"/>
+                      <w:vertAlign w:val="baseline"/>
+                      <w:lang w:eastAsia="zh-CN"/>
+                    </w:rPr>
+                  </w:pPr>
+                  <w:r>
+                    <w:rPr>
+                      <w:rFonts w:hint="eastAsia" w:ascii="微软雅黑" w:hAnsi="微软雅黑" w:eastAsia="微软雅黑" w:cs="微软雅黑"/>
+                      <w:b/>
+                      <w:i w:val="0"/>
+                      <w:iCs w:val="0"/>
+                      <w:color w:val="000000"/>
+                      <w:sz w:val="15"/>
+                      <w:szCs w:val="15"/>
+                      <w:u w:val="none"/>
+                      <w:vertAlign w:val="baseline"/>
+                      <w:lang w:eastAsia="zh-CN"/>
+                    </w:rPr>
+                    <w:t>2024</w:t>
+                  </w:r>
+                </w:p>
+              </w:tc>
+              <w:tc>
+                <w:tcPr>
+                  <w:tcW w:w="1075" w:type="dxa"/>
+                </w:tcPr>
+                <w:p>
+                  <w:pPr>
+                    <w:jc w:val="both"/>
+                    <w:rPr>
+                      <w:rFonts w:hint="eastAsia" w:ascii="微软雅黑" w:hAnsi="微软雅黑" w:eastAsia="微软雅黑" w:cs="微软雅黑"/>
+                      <w:b/>
+                      <w:i w:val="0"/>
+                      <w:iCs w:val="0"/>
+                      <w:color w:val="000000"/>
+                      <w:sz w:val="15"/>
+                      <w:szCs w:val="15"/>
+                      <w:u w:val="none"/>
+                      <w:vertAlign w:val="baseline"/>
+                      <w:lang w:eastAsia="zh-CN"/>
+                    </w:rPr>
+                  </w:pPr>
+                  <w:r>
+                    <w:rPr>
+                      <w:rFonts w:hint="eastAsia" w:ascii="微软雅黑" w:hAnsi="微软雅黑" w:eastAsia="微软雅黑" w:cs="微软雅黑"/>
+                      <w:b/>
+                      <w:i w:val="0"/>
+                      <w:iCs w:val="0"/>
+                      <w:color w:val="000000"/>
+                      <w:sz w:val="15"/>
+                      <w:szCs w:val="15"/>
+                      <w:u w:val="none"/>
+                      <w:vertAlign w:val="baseline"/>
+                      <w:lang w:eastAsia="zh-CN"/>
+                    </w:rPr>
+                    <w:t>2025</w:t>
+                  </w:r>
+                </w:p>
+              </w:tc>
+              <w:tc>
+                <w:tcPr>
+                  <w:tcW w:w="1075" w:type="dxa"/>
+                </w:tcPr>
+                <w:p>
+                  <w:pPr>
+                    <w:jc w:val="both"/>
+                    <w:rPr>
+                      <w:rFonts w:hint="eastAsia" w:ascii="微软雅黑" w:hAnsi="微软雅黑" w:eastAsia="微软雅黑" w:cs="微软雅黑"/>
+                      <w:b/>
+                      <w:i w:val="0"/>
+                      <w:iCs w:val="0"/>
+                      <w:color w:val="000000"/>
+                      <w:sz w:val="15"/>
+                      <w:szCs w:val="15"/>
+                      <w:u w:val="none"/>
+                      <w:vertAlign w:val="baseline"/>
+                      <w:lang w:eastAsia="zh-CN"/>
+                    </w:rPr>
+                  </w:pPr>
+                  <w:r>
+                    <w:rPr>
+                      <w:rFonts w:hint="eastAsia" w:ascii="微软雅黑" w:hAnsi="微软雅黑" w:eastAsia="微软雅黑" w:cs="微软雅黑"/>
+                      <w:b/>
+                      <w:i w:val="0"/>
+                      <w:iCs w:val="0"/>
+                      <w:color w:val="000000"/>
+                      <w:sz w:val="15"/>
+                      <w:szCs w:val="15"/>
+                      <w:u w:val="none"/>
+                      <w:vertAlign w:val="baseline"/>
+                      <w:lang w:eastAsia="zh-CN"/>
+                    </w:rPr>
+                    <w:t>2026E</w:t>
+                  </w:r>
+                </w:p>
+              </w:tc>
+              <w:tc>
+                <w:tcPr>
+                  <w:tcW w:w="1075" w:type="dxa"/>
+                </w:tcPr>
+                <w:p>
+                  <w:pPr>
+                    <w:jc w:val="both"/>
+                    <w:rPr>
+                      <w:rFonts w:hint="eastAsia" w:ascii="微软雅黑" w:hAnsi="微软雅黑" w:eastAsia="微软雅黑" w:cs="微软雅黑"/>
+                      <w:b/>
+                      <w:i w:val="0"/>
+                      <w:iCs w:val="0"/>
+                      <w:color w:val="000000"/>
+                      <w:sz w:val="15"/>
+                      <w:szCs w:val="15"/>
+                      <w:u w:val="none"/>
+                      <w:vertAlign w:val="baseline"/>
+                      <w:lang w:eastAsia="zh-CN"/>
+                    </w:rPr>
+                  </w:pPr>
+                  <w:r>
+                    <w:rPr>
+                      <w:rFonts w:hint="eastAsia" w:ascii="微软雅黑" w:hAnsi="微软雅黑" w:eastAsia="微软雅黑" w:cs="微软雅黑"/>
+                      <w:b/>
+                      <w:i w:val="0"/>
+                      <w:iCs w:val="0"/>
+                      <w:color w:val="000000"/>
+                      <w:sz w:val="15"/>
+                      <w:szCs w:val="15"/>
+                      <w:u w:val="none"/>
+                      <w:vertAlign w:val="baseline"/>
+                      <w:lang w:eastAsia="zh-CN"/>
+                    </w:rPr>
+                    <w:t>2027E</w:t>
+                  </w:r>
+                </w:p>
+              </w:tc>
+              <w:tc>
+                <w:tcPr>
+                  <w:tcW w:w="1075" w:type="dxa"/>
+                </w:tcPr>
+                <w:p>
+                  <w:pPr>
+                    <w:jc w:val="both"/>
+                    <w:rPr>
+                      <w:rFonts w:hint="eastAsia" w:ascii="微软雅黑" w:hAnsi="微软雅黑" w:eastAsia="微软雅黑" w:cs="微软雅黑"/>
+                      <w:b/>
+                      <w:i w:val="0"/>
+                      <w:iCs w:val="0"/>
+                      <w:color w:val="000000"/>
+                      <w:sz w:val="15"/>
+                      <w:szCs w:val="15"/>
+                      <w:u w:val="none"/>
+                      <w:vertAlign w:val="baseline"/>
+                      <w:lang w:eastAsia="zh-CN"/>
+                    </w:rPr>
+                  </w:pPr>
+                  <w:r>
+                    <w:rPr>
+                      <w:rFonts w:hint="eastAsia" w:ascii="微软雅黑" w:hAnsi="微软雅黑" w:eastAsia="微软雅黑" w:cs="微软雅黑"/>
+                      <w:b/>
+                      <w:i w:val="0"/>
+                      <w:iCs w:val="0"/>
+                      <w:color w:val="000000"/>
+                      <w:sz w:val="15"/>
+                      <w:szCs w:val="15"/>
+                      <w:u w:val="none"/>
+                      <w:vertAlign w:val="baseline"/>
+                      <w:lang w:eastAsia="zh-CN"/>
+                    </w:rPr>
+                    <w:t>2028E</w:t>
+                  </w:r>
+                </w:p>
+              </w:tc>
+            </w:tr>
+            <w:tr>
+              <w:tblPrEx>
+                <w:tblBorders>
+                  <w:top w:val="none" w:color="auto" w:sz="4" w:space="0"/>
+                  <w:left w:val="none" w:color="auto" w:sz="4" w:space="0"/>
+                  <w:bottom w:val="none" w:color="auto" w:sz="4" w:space="0"/>
+                  <w:right w:val="none" w:color="auto" w:sz="4" w:space="0"/>
+                  <w:insideH w:val="single" w:color="auto" w:sz="4" w:space="0"/>
+                  <w:insideV w:val="dotted" w:color="C0C0C0" w:sz="4" w:space="0"/>
+                </w:tblBorders>
+                <w:tblCellMar>
+                  <w:left w:w="108" w:type="dxa"/>
+                  <w:right w:w="108" w:type="dxa"/>
+                </w:tblCellMar>
+              </w:tblPrEx>
+              <w:trPr>
+                <w:wAfter w:w="0" w:type="auto"/>
+              </w:trPr>
+              <w:tc>
+                <w:tcPr>
+                  <w:tcW w:w="1644" w:type="dxa"/>
+                </w:tcPr>
+                <w:p>
+                  <w:pPr>
+                    <w:jc w:val="both"/>
+                    <w:rPr>
+                      <w:rFonts w:hint="eastAsia" w:ascii="微软雅黑" w:hAnsi="微软雅黑" w:eastAsia="微软雅黑" w:cs="微软雅黑"/>
+                      <w:i w:val="0"/>
+                      <w:iCs w:val="0"/>
+                      <w:color w:val="000000"/>
+                      <w:sz w:val="15"/>
+                      <w:szCs w:val="15"/>
+                      <w:u w:val="none"/>
+                      <w:vertAlign w:val="baseline"/>
+                      <w:lang w:eastAsia="zh-CN"/>
+                    </w:rPr>
+                  </w:pPr>
+                  <w:r>
+                    <w:rPr>
+                      <w:rFonts w:hint="eastAsia" w:ascii="微软雅黑" w:hAnsi="微软雅黑" w:eastAsia="微软雅黑" w:cs="微软雅黑"/>
+                      <w:i w:val="0"/>
+                      <w:iCs w:val="0"/>
+                      <w:color w:val="000000"/>
+                      <w:sz w:val="15"/>
+                      <w:szCs w:val="15"/>
+                      <w:u w:val="none"/>
+                      <w:vertAlign w:val="baseline"/>
+                      <w:lang w:eastAsia="zh-CN"/>
+                    </w:rPr>
+                    <w:t>营业收入(百万)</w:t>
+                  </w:r>
+                </w:p>
+              </w:tc>
+              <w:tc>
+                <w:tcPr>
+                  <w:tcW w:w="1075" w:type="dxa"/>
+                </w:tcPr>
+                <w:p>
+                  <w:pPr>
+                    <w:jc w:val="both"/>
+                    <w:rPr>
+                      <w:rFonts w:hint="eastAsia" w:ascii="微软雅黑" w:hAnsi="微软雅黑" w:eastAsia="微软雅黑" w:cs="微软雅黑"/>
+                      <w:i w:val="0"/>
+                      <w:iCs w:val="0"/>
+                      <w:color w:val="000000"/>
+                      <w:sz w:val="15"/>
+                      <w:szCs w:val="15"/>
+                      <w:u w:val="none"/>
+                      <w:vertAlign w:val="baseline"/>
+                      <w:lang w:eastAsia="zh-TW"/>
+                    </w:rPr>
+                  </w:pPr>
+                </w:p>
+              </w:tc>
+              <w:tc>
+                <w:tcPr>
+                  <w:tcW w:w="1075" w:type="dxa"/>
+                </w:tcPr>
+                <w:p>
+                  <w:pPr>
+                    <w:jc w:val="both"/>
+                    <w:rPr>
+                      <w:rFonts w:hint="eastAsia" w:ascii="微软雅黑" w:hAnsi="微软雅黑" w:eastAsia="微软雅黑" w:cs="微软雅黑"/>
+                      <w:i w:val="0"/>
+                      <w:iCs w:val="0"/>
+                      <w:color w:val="000000"/>
+                      <w:sz w:val="15"/>
+                      <w:szCs w:val="15"/>
+                      <w:u w:val="none"/>
+                      <w:vertAlign w:val="baseline"/>
+                      <w:lang w:eastAsia="zh-TW"/>
+                    </w:rPr>
+                  </w:pPr>
+                </w:p>
+              </w:tc>
+              <w:tc>
+                <w:tcPr>
+                  <w:tcW w:w="1075" w:type="dxa"/>
+                </w:tcPr>
+                <w:p>
+                  <w:pPr>
+                    <w:jc w:val="both"/>
+                    <w:rPr>
+                      <w:rFonts w:hint="eastAsia" w:ascii="微软雅黑" w:hAnsi="微软雅黑" w:eastAsia="微软雅黑" w:cs="微软雅黑"/>
+                      <w:i w:val="0"/>
+                      <w:iCs w:val="0"/>
+                      <w:color w:val="000000"/>
+                      <w:sz w:val="15"/>
+                      <w:szCs w:val="15"/>
+                      <w:u w:val="none"/>
+                      <w:vertAlign w:val="baseline"/>
+                      <w:lang w:eastAsia="zh-TW"/>
+                    </w:rPr>
+                  </w:pPr>
+                </w:p>
+              </w:tc>
+              <w:tc>
+                <w:tcPr>
+                  <w:tcW w:w="1075" w:type="dxa"/>
+                </w:tcPr>
+                <w:p>
+                  <w:pPr>
+                    <w:jc w:val="both"/>
+                    <w:rPr>
+                      <w:rFonts w:hint="eastAsia" w:ascii="微软雅黑" w:hAnsi="微软雅黑" w:eastAsia="微软雅黑" w:cs="微软雅黑"/>
+                      <w:i w:val="0"/>
+                      <w:iCs w:val="0"/>
+                      <w:color w:val="000000"/>
+                      <w:sz w:val="15"/>
+                      <w:szCs w:val="15"/>
+                      <w:u w:val="none"/>
+                      <w:vertAlign w:val="baseline"/>
+                      <w:lang w:eastAsia="zh-TW"/>
+                    </w:rPr>
+                  </w:pPr>
+                </w:p>
+              </w:tc>
+              <w:tc>
+                <w:tcPr>
+                  <w:tcW w:w="1075" w:type="dxa"/>
+                </w:tcPr>
+                <w:p>
+                  <w:pPr>
+                    <w:jc w:val="both"/>
+                    <w:rPr>
+                      <w:rFonts w:hint="eastAsia" w:ascii="微软雅黑" w:hAnsi="微软雅黑" w:eastAsia="微软雅黑" w:cs="微软雅黑"/>
+                      <w:i w:val="0"/>
+                      <w:iCs w:val="0"/>
+                      <w:color w:val="000000"/>
+                      <w:sz w:val="15"/>
+                      <w:szCs w:val="15"/>
+                      <w:u w:val="none"/>
+                      <w:vertAlign w:val="baseline"/>
+                      <w:lang w:eastAsia="zh-TW"/>
+                    </w:rPr>
+                  </w:pPr>
+                </w:p>
+              </w:tc>
+              <w:tc>
+                <w:tcPr>
+                  <w:tcW w:w="1075" w:type="dxa"/>
+                </w:tcPr>
+                <w:p>
+                  <w:pPr>
+                    <w:jc w:val="both"/>
+                    <w:rPr>
+                      <w:rFonts w:hint="eastAsia" w:ascii="微软雅黑" w:hAnsi="微软雅黑" w:eastAsia="微软雅黑" w:cs="微软雅黑"/>
+                      <w:i w:val="0"/>
+                      <w:iCs w:val="0"/>
+                      <w:color w:val="000000"/>
+                      <w:sz w:val="15"/>
+                      <w:szCs w:val="15"/>
+                      <w:u w:val="none"/>
+                      <w:vertAlign w:val="baseline"/>
+                      <w:lang w:eastAsia="zh-TW"/>
+                    </w:rPr>
+                  </w:pPr>
+                </w:p>
+              </w:tc>
+            </w:tr>
+            <w:tr>
+              <w:tblPrEx>
+                <w:tblBorders>
+                  <w:top w:val="none" w:color="auto" w:sz="4" w:space="0"/>
+                  <w:left w:val="none" w:color="auto" w:sz="4" w:space="0"/>
+                  <w:bottom w:val="none" w:color="auto" w:sz="4" w:space="0"/>
+                  <w:right w:val="none" w:color="auto" w:sz="4" w:space="0"/>
+                  <w:insideH w:val="single" w:color="auto" w:sz="4" w:space="0"/>
+                  <w:insideV w:val="dotted" w:color="C0C0C0" w:sz="4" w:space="0"/>
+                </w:tblBorders>
+                <w:tblCellMar>
+                  <w:left w:w="108" w:type="dxa"/>
+                  <w:right w:w="108" w:type="dxa"/>
+                </w:tblCellMar>
+              </w:tblPrEx>
+              <w:trPr>
+                <w:wAfter w:w="0" w:type="auto"/>
+              </w:trPr>
+              <w:tc>
+                <w:tcPr>
+                  <w:tcW w:w="1644" w:type="dxa"/>
+                </w:tcPr>
+                <w:p>
+                  <w:pPr>
+                    <w:jc w:val="both"/>
+                    <w:rPr>
+                      <w:rFonts w:hint="eastAsia" w:ascii="微软雅黑" w:hAnsi="微软雅黑" w:eastAsia="微软雅黑" w:cs="微软雅黑"/>
+                      <w:i w:val="0"/>
+                      <w:iCs w:val="0"/>
+                      <w:color w:val="000000"/>
+                      <w:sz w:val="15"/>
+                      <w:szCs w:val="15"/>
+                      <w:u w:val="none"/>
+                      <w:vertAlign w:val="baseline"/>
+                      <w:lang w:eastAsia="zh-CN"/>
+                    </w:rPr>
+                  </w:pPr>
+                  <w:r>
+                    <w:rPr>
+                      <w:rFonts w:hint="eastAsia" w:ascii="微软雅黑" w:hAnsi="微软雅黑" w:eastAsia="微软雅黑" w:cs="微软雅黑"/>
+                      <w:i w:val="0"/>
+                      <w:iCs w:val="0"/>
+                      <w:color w:val="000000"/>
+                      <w:sz w:val="15"/>
+                      <w:szCs w:val="15"/>
+                      <w:u w:val="none"/>
+                      <w:vertAlign w:val="baseline"/>
+                      <w:lang w:eastAsia="zh-CN"/>
+                    </w:rPr>
+                    <w:t>营收YOY %</w:t>
+                  </w:r>
+                </w:p>
+              </w:tc>
+              <w:tc>
+                <w:tcPr>
+                  <w:tcW w:w="1075" w:type="dxa"/>
+                </w:tcPr>
+                <w:p>
+                  <w:pPr>
+                    <w:jc w:val="both"/>
+                    <w:rPr>
+                      <w:rFonts w:hint="eastAsia" w:ascii="微软雅黑" w:hAnsi="微软雅黑" w:eastAsia="微软雅黑" w:cs="微软雅黑"/>
+                      <w:i w:val="0"/>
+                      <w:iCs w:val="0"/>
+                      <w:color w:val="000000"/>
+                      <w:sz w:val="15"/>
+                      <w:szCs w:val="15"/>
+                      <w:u w:val="none"/>
+                      <w:vertAlign w:val="baseline"/>
+                      <w:lang w:eastAsia="zh-TW"/>
+                    </w:rPr>
+                  </w:pPr>
+                </w:p>
+              </w:tc>
+              <w:tc>
+                <w:tcPr>
+                  <w:tcW w:w="1075" w:type="dxa"/>
+                </w:tcPr>
+                <w:p>
+                  <w:pPr>
+                    <w:jc w:val="both"/>
+                    <w:rPr>
+                      <w:rFonts w:hint="eastAsia" w:ascii="微软雅黑" w:hAnsi="微软雅黑" w:eastAsia="微软雅黑" w:cs="微软雅黑"/>
+                      <w:i w:val="0"/>
+                      <w:iCs w:val="0"/>
+                      <w:color w:val="000000"/>
+                      <w:sz w:val="15"/>
+                      <w:szCs w:val="15"/>
+                      <w:u w:val="none"/>
+                      <w:vertAlign w:val="baseline"/>
+                      <w:lang w:eastAsia="zh-TW"/>
+                    </w:rPr>
+                  </w:pPr>
+                </w:p>
+              </w:tc>
+              <w:tc>
+                <w:tcPr>
+                  <w:tcW w:w="1075" w:type="dxa"/>
+                </w:tcPr>
+                <w:p>
+                  <w:pPr>
+                    <w:jc w:val="both"/>
+                    <w:rPr>
+                      <w:rFonts w:hint="eastAsia" w:ascii="微软雅黑" w:hAnsi="微软雅黑" w:eastAsia="微软雅黑" w:cs="微软雅黑"/>
+                      <w:i w:val="0"/>
+                      <w:iCs w:val="0"/>
+                      <w:color w:val="000000"/>
+                      <w:sz w:val="15"/>
+                      <w:szCs w:val="15"/>
+                      <w:u w:val="none"/>
+                      <w:vertAlign w:val="baseline"/>
+                      <w:lang w:eastAsia="zh-TW"/>
+                    </w:rPr>
+                  </w:pPr>
+                </w:p>
+              </w:tc>
+              <w:tc>
+                <w:tcPr>
+                  <w:tcW w:w="1075" w:type="dxa"/>
+                </w:tcPr>
+                <w:p>
+                  <w:pPr>
+                    <w:jc w:val="both"/>
+                    <w:rPr>
+                      <w:rFonts w:hint="eastAsia" w:ascii="微软雅黑" w:hAnsi="微软雅黑" w:eastAsia="微软雅黑" w:cs="微软雅黑"/>
+                      <w:i w:val="0"/>
+                      <w:iCs w:val="0"/>
+                      <w:color w:val="000000"/>
+                      <w:sz w:val="15"/>
+                      <w:szCs w:val="15"/>
+                      <w:u w:val="none"/>
+                      <w:vertAlign w:val="baseline"/>
+                      <w:lang w:eastAsia="zh-TW"/>
+                    </w:rPr>
+                  </w:pPr>
+                </w:p>
+              </w:tc>
+              <w:tc>
+                <w:tcPr>
+                  <w:tcW w:w="1075" w:type="dxa"/>
+                </w:tcPr>
+                <w:p>
+                  <w:pPr>
+                    <w:jc w:val="both"/>
+                    <w:rPr>
+                      <w:rFonts w:hint="eastAsia" w:ascii="微软雅黑" w:hAnsi="微软雅黑" w:eastAsia="微软雅黑" w:cs="微软雅黑"/>
+                      <w:i w:val="0"/>
+                      <w:iCs w:val="0"/>
+                      <w:color w:val="000000"/>
+                      <w:sz w:val="15"/>
+                      <w:szCs w:val="15"/>
+                      <w:u w:val="none"/>
+                      <w:vertAlign w:val="baseline"/>
+                      <w:lang w:eastAsia="zh-TW"/>
+                    </w:rPr>
+                  </w:pPr>
+                </w:p>
+              </w:tc>
+              <w:tc>
+                <w:tcPr>
+                  <w:tcW w:w="1075" w:type="dxa"/>
+                </w:tcPr>
+                <w:p>
+                  <w:pPr>
+                    <w:jc w:val="both"/>
+                    <w:rPr>
+                      <w:rFonts w:hint="eastAsia" w:ascii="微软雅黑" w:hAnsi="微软雅黑" w:eastAsia="微软雅黑" w:cs="微软雅黑"/>
+                      <w:i w:val="0"/>
+                      <w:iCs w:val="0"/>
+                      <w:color w:val="000000"/>
+                      <w:sz w:val="15"/>
+                      <w:szCs w:val="15"/>
+                      <w:u w:val="none"/>
+                      <w:vertAlign w:val="baseline"/>
+                      <w:lang w:eastAsia="zh-TW"/>
+                    </w:rPr>
+                  </w:pPr>
+                </w:p>
+              </w:tc>
+            </w:tr>
+            <w:tr>
+              <w:tblPrEx>
+                <w:tblBorders>
+                  <w:top w:val="none" w:color="auto" w:sz="4" w:space="0"/>
+                  <w:left w:val="none" w:color="auto" w:sz="4" w:space="0"/>
+                  <w:bottom w:val="none" w:color="auto" w:sz="4" w:space="0"/>
+                  <w:right w:val="none" w:color="auto" w:sz="4" w:space="0"/>
+                  <w:insideH w:val="single" w:color="auto" w:sz="4" w:space="0"/>
+                  <w:insideV w:val="dotted" w:color="C0C0C0" w:sz="4" w:space="0"/>
+                </w:tblBorders>
+                <w:tblCellMar>
+                  <w:left w:w="108" w:type="dxa"/>
+                  <w:right w:w="108" w:type="dxa"/>
+                </w:tblCellMar>
+              </w:tblPrEx>
+              <w:trPr>
+                <w:wAfter w:w="0" w:type="auto"/>
+              </w:trPr>
+              <w:tc>
+                <w:tcPr>
+                  <w:tcW w:w="1644" w:type="dxa"/>
+                </w:tcPr>
+                <w:p>
+                  <w:pPr>
+                    <w:jc w:val="both"/>
+                    <w:rPr>
+                      <w:rFonts w:hint="eastAsia" w:ascii="微软雅黑" w:hAnsi="微软雅黑" w:eastAsia="微软雅黑" w:cs="微软雅黑"/>
+                      <w:i w:val="0"/>
+                      <w:iCs w:val="0"/>
+                      <w:color w:val="000000"/>
+                      <w:sz w:val="15"/>
+                      <w:szCs w:val="15"/>
+                      <w:u w:val="none"/>
+                      <w:vertAlign w:val="baseline"/>
+                      <w:lang w:eastAsia="zh-CN"/>
+                    </w:rPr>
+                  </w:pPr>
+                  <w:r>
+                    <w:rPr>
+                      <w:rFonts w:hint="eastAsia" w:ascii="微软雅黑" w:hAnsi="微软雅黑" w:eastAsia="微软雅黑" w:cs="微软雅黑"/>
+                      <w:i w:val="0"/>
+                      <w:iCs w:val="0"/>
+                      <w:color w:val="000000"/>
+                      <w:sz w:val="15"/>
+                      <w:szCs w:val="15"/>
+                      <w:u w:val="none"/>
+                      <w:vertAlign w:val="baseline"/>
+                      <w:lang w:eastAsia="zh-CN"/>
+                    </w:rPr>
+                    <w:t>毛利率</w:t>
+                  </w:r>
+                </w:p>
+              </w:tc>
+              <w:tc>
+                <w:tcPr>
+                  <w:tcW w:w="1075" w:type="dxa"/>
+                </w:tcPr>
+                <w:p>
+                  <w:pPr>
+                    <w:jc w:val="both"/>
+                    <w:rPr>
+                      <w:rFonts w:hint="eastAsia" w:ascii="微软雅黑" w:hAnsi="微软雅黑" w:eastAsia="微软雅黑" w:cs="微软雅黑"/>
+                      <w:i w:val="0"/>
+                      <w:iCs w:val="0"/>
+                      <w:color w:val="000000"/>
+                      <w:sz w:val="15"/>
+                      <w:szCs w:val="15"/>
+                      <w:u w:val="none"/>
+                      <w:vertAlign w:val="baseline"/>
+                      <w:lang w:eastAsia="zh-TW"/>
+                    </w:rPr>
+                  </w:pPr>
+                </w:p>
+              </w:tc>
+              <w:tc>
+                <w:tcPr>
+                  <w:tcW w:w="1075" w:type="dxa"/>
+                </w:tcPr>
+                <w:p>
+                  <w:pPr>
+                    <w:jc w:val="both"/>
+                    <w:rPr>
+                      <w:rFonts w:hint="eastAsia" w:ascii="微软雅黑" w:hAnsi="微软雅黑" w:eastAsia="微软雅黑" w:cs="微软雅黑"/>
+                      <w:i w:val="0"/>
+                      <w:iCs w:val="0"/>
+                      <w:color w:val="000000"/>
+                      <w:sz w:val="15"/>
+                      <w:szCs w:val="15"/>
+                      <w:u w:val="none"/>
+                      <w:vertAlign w:val="baseline"/>
+                      <w:lang w:eastAsia="zh-TW"/>
+                    </w:rPr>
+                  </w:pPr>
+                </w:p>
+              </w:tc>
+              <w:tc>
+                <w:tcPr>
+                  <w:tcW w:w="1075" w:type="dxa"/>
+                </w:tcPr>
+                <w:p>
+                  <w:pPr>
+                    <w:jc w:val="both"/>
+                    <w:rPr>
+                      <w:rFonts w:hint="eastAsia" w:ascii="微软雅黑" w:hAnsi="微软雅黑" w:eastAsia="微软雅黑" w:cs="微软雅黑"/>
+                      <w:i w:val="0"/>
+                      <w:iCs w:val="0"/>
+                      <w:color w:val="000000"/>
+                      <w:sz w:val="15"/>
+                      <w:szCs w:val="15"/>
+                      <w:u w:val="none"/>
+                      <w:vertAlign w:val="baseline"/>
+                      <w:lang w:eastAsia="zh-TW"/>
+                    </w:rPr>
+                  </w:pPr>
+                </w:p>
+              </w:tc>
+              <w:tc>
+                <w:tcPr>
+                  <w:tcW w:w="1075" w:type="dxa"/>
+                </w:tcPr>
+                <w:p>
+                  <w:pPr>
+                    <w:jc w:val="both"/>
+                    <w:rPr>
+                      <w:rFonts w:hint="eastAsia" w:ascii="微软雅黑" w:hAnsi="微软雅黑" w:eastAsia="微软雅黑" w:cs="微软雅黑"/>
+                      <w:i w:val="0"/>
+                      <w:iCs w:val="0"/>
+                      <w:color w:val="000000"/>
+                      <w:sz w:val="15"/>
+                      <w:szCs w:val="15"/>
+                      <w:u w:val="none"/>
+                      <w:vertAlign w:val="baseline"/>
+                      <w:lang w:eastAsia="zh-TW"/>
+                    </w:rPr>
+                  </w:pPr>
+                </w:p>
+              </w:tc>
+              <w:tc>
+                <w:tcPr>
+                  <w:tcW w:w="1075" w:type="dxa"/>
+                </w:tcPr>
+                <w:p>
+                  <w:pPr>
+                    <w:jc w:val="both"/>
+                    <w:rPr>
+                      <w:rFonts w:hint="eastAsia" w:ascii="微软雅黑" w:hAnsi="微软雅黑" w:eastAsia="微软雅黑" w:cs="微软雅黑"/>
+                      <w:i w:val="0"/>
+                      <w:iCs w:val="0"/>
+                      <w:color w:val="000000"/>
+                      <w:sz w:val="15"/>
+                      <w:szCs w:val="15"/>
+                      <w:u w:val="none"/>
+                      <w:vertAlign w:val="baseline"/>
+                      <w:lang w:eastAsia="zh-TW"/>
+                    </w:rPr>
+                  </w:pPr>
+                </w:p>
+              </w:tc>
+              <w:tc>
+                <w:tcPr>
+                  <w:tcW w:w="1075" w:type="dxa"/>
+                </w:tcPr>
+                <w:p>
+                  <w:pPr>
+                    <w:jc w:val="both"/>
+                    <w:rPr>
+                      <w:rFonts w:hint="eastAsia" w:ascii="微软雅黑" w:hAnsi="微软雅黑" w:eastAsia="微软雅黑" w:cs="微软雅黑"/>
+                      <w:i w:val="0"/>
+                      <w:iCs w:val="0"/>
+                      <w:color w:val="000000"/>
+                      <w:sz w:val="15"/>
+                      <w:szCs w:val="15"/>
+                      <w:u w:val="none"/>
+                      <w:vertAlign w:val="baseline"/>
+                      <w:lang w:eastAsia="zh-TW"/>
+                    </w:rPr>
+                  </w:pPr>
+                </w:p>
+              </w:tc>
+            </w:tr>
+            <w:tr>
+              <w:tblPrEx>
+                <w:tblBorders>
+                  <w:top w:val="none" w:color="auto" w:sz="4" w:space="0"/>
+                  <w:left w:val="none" w:color="auto" w:sz="4" w:space="0"/>
+                  <w:bottom w:val="none" w:color="auto" w:sz="4" w:space="0"/>
+                  <w:right w:val="none" w:color="auto" w:sz="4" w:space="0"/>
+                  <w:insideH w:val="single" w:color="auto" w:sz="4" w:space="0"/>
+                  <w:insideV w:val="dotted" w:color="C0C0C0" w:sz="4" w:space="0"/>
+                </w:tblBorders>
+                <w:tblCellMar>
+                  <w:left w:w="108" w:type="dxa"/>
+                  <w:right w:w="108" w:type="dxa"/>
+                </w:tblCellMar>
+              </w:tblPrEx>
+              <w:trPr>
+                <w:wAfter w:w="0" w:type="auto"/>
+              </w:trPr>
+              <w:tc>
+                <w:tcPr>
+                  <w:tcW w:w="1644" w:type="dxa"/>
+                </w:tcPr>
+                <w:p>
+                  <w:pPr>
+                    <w:jc w:val="both"/>
+                    <w:rPr>
+                      <w:rFonts w:hint="eastAsia" w:ascii="微软雅黑" w:hAnsi="微软雅黑" w:eastAsia="微软雅黑" w:cs="微软雅黑"/>
+                      <w:i w:val="0"/>
+                      <w:iCs w:val="0"/>
+                      <w:color w:val="000000"/>
+                      <w:sz w:val="15"/>
+                      <w:szCs w:val="15"/>
+                      <w:u w:val="none"/>
+                      <w:vertAlign w:val="baseline"/>
+                      <w:lang w:eastAsia="zh-CN"/>
+                    </w:rPr>
+                  </w:pPr>
+                  <w:r>
+                    <w:rPr>
+                      <w:rFonts w:hint="eastAsia" w:ascii="微软雅黑" w:hAnsi="微软雅黑" w:eastAsia="微软雅黑" w:cs="微软雅黑"/>
+                      <w:i w:val="0"/>
+                      <w:iCs w:val="0"/>
+                      <w:color w:val="000000"/>
+                      <w:sz w:val="15"/>
+                      <w:szCs w:val="15"/>
+                      <w:u w:val="none"/>
+                      <w:vertAlign w:val="baseline"/>
+                      <w:lang w:eastAsia="zh-CN"/>
+                    </w:rPr>
+                    <w:t>归母净利润(百万)</w:t>
+                  </w:r>
+                </w:p>
+              </w:tc>
+              <w:tc>
+                <w:tcPr>
+                  <w:tcW w:w="1075" w:type="dxa"/>
+                </w:tcPr>
+                <w:p>
+                  <w:pPr>
+                    <w:jc w:val="both"/>
+                    <w:rPr>
+                      <w:rFonts w:hint="eastAsia" w:ascii="微软雅黑" w:hAnsi="微软雅黑" w:eastAsia="微软雅黑" w:cs="微软雅黑"/>
+                      <w:i w:val="0"/>
+                      <w:iCs w:val="0"/>
+                      <w:color w:val="000000"/>
+                      <w:sz w:val="15"/>
+                      <w:szCs w:val="15"/>
+                      <w:u w:val="none"/>
+                      <w:vertAlign w:val="baseline"/>
+                      <w:lang w:eastAsia="zh-TW"/>
+                    </w:rPr>
+                  </w:pPr>
+                </w:p>
+              </w:tc>
+              <w:tc>
+                <w:tcPr>
+                  <w:tcW w:w="1075" w:type="dxa"/>
+                </w:tcPr>
+                <w:p>
+                  <w:pPr>
+                    <w:jc w:val="both"/>
+                    <w:rPr>
+                      <w:rFonts w:hint="eastAsia" w:ascii="微软雅黑" w:hAnsi="微软雅黑" w:eastAsia="微软雅黑" w:cs="微软雅黑"/>
+                      <w:i w:val="0"/>
+                      <w:iCs w:val="0"/>
+                      <w:color w:val="000000"/>
+                      <w:sz w:val="15"/>
+                      <w:szCs w:val="15"/>
+                      <w:u w:val="none"/>
+                      <w:vertAlign w:val="baseline"/>
+                      <w:lang w:eastAsia="zh-TW"/>
+                    </w:rPr>
+                  </w:pPr>
+                </w:p>
+              </w:tc>
+              <w:tc>
+                <w:tcPr>
+                  <w:tcW w:w="1075" w:type="dxa"/>
+                </w:tcPr>
+                <w:p>
+                  <w:pPr>
+                    <w:jc w:val="both"/>
+                    <w:rPr>
+                      <w:rFonts w:hint="eastAsia" w:ascii="微软雅黑" w:hAnsi="微软雅黑" w:eastAsia="微软雅黑" w:cs="微软雅黑"/>
+                      <w:i w:val="0"/>
+                      <w:iCs w:val="0"/>
+                      <w:color w:val="000000"/>
+                      <w:sz w:val="15"/>
+                      <w:szCs w:val="15"/>
+                      <w:u w:val="none"/>
+                      <w:vertAlign w:val="baseline"/>
+                      <w:lang w:eastAsia="zh-TW"/>
+                    </w:rPr>
+                  </w:pPr>
+                </w:p>
+              </w:tc>
+              <w:tc>
+                <w:tcPr>
+                  <w:tcW w:w="1075" w:type="dxa"/>
+                </w:tcPr>
+                <w:p>
+                  <w:pPr>
+                    <w:jc w:val="both"/>
+                    <w:rPr>
+                      <w:rFonts w:hint="eastAsia" w:ascii="微软雅黑" w:hAnsi="微软雅黑" w:eastAsia="微软雅黑" w:cs="微软雅黑"/>
+                      <w:i w:val="0"/>
+                      <w:iCs w:val="0"/>
+                      <w:color w:val="000000"/>
+                      <w:sz w:val="15"/>
+                      <w:szCs w:val="15"/>
+                      <w:u w:val="none"/>
+                      <w:vertAlign w:val="baseline"/>
+                      <w:lang w:eastAsia="zh-TW"/>
+                    </w:rPr>
+                  </w:pPr>
+                </w:p>
+              </w:tc>
+              <w:tc>
+                <w:tcPr>
+                  <w:tcW w:w="1075" w:type="dxa"/>
+                </w:tcPr>
+                <w:p>
+                  <w:pPr>
+                    <w:jc w:val="both"/>
+                    <w:rPr>
+                      <w:rFonts w:hint="eastAsia" w:ascii="微软雅黑" w:hAnsi="微软雅黑" w:eastAsia="微软雅黑" w:cs="微软雅黑"/>
+                      <w:i w:val="0"/>
+                      <w:iCs w:val="0"/>
+                      <w:color w:val="000000"/>
+                      <w:sz w:val="15"/>
+                      <w:szCs w:val="15"/>
+                      <w:u w:val="none"/>
+                      <w:vertAlign w:val="baseline"/>
+                      <w:lang w:eastAsia="zh-TW"/>
+                    </w:rPr>
+                  </w:pPr>
+                </w:p>
+              </w:tc>
+              <w:tc>
+                <w:tcPr>
+                  <w:tcW w:w="1075" w:type="dxa"/>
+                </w:tcPr>
+                <w:p>
+                  <w:pPr>
+                    <w:jc w:val="both"/>
+                    <w:rPr>
+                      <w:rFonts w:hint="eastAsia" w:ascii="微软雅黑" w:hAnsi="微软雅黑" w:eastAsia="微软雅黑" w:cs="微软雅黑"/>
+                      <w:i w:val="0"/>
+                      <w:iCs w:val="0"/>
+                      <w:color w:val="000000"/>
+                      <w:sz w:val="15"/>
+                      <w:szCs w:val="15"/>
+                      <w:u w:val="none"/>
+                      <w:vertAlign w:val="baseline"/>
+                      <w:lang w:eastAsia="zh-TW"/>
+                    </w:rPr>
+                  </w:pPr>
+                </w:p>
+              </w:tc>
+            </w:tr>
+            <w:tr>
+              <w:tblPrEx>
+                <w:tblBorders>
+                  <w:top w:val="none" w:color="auto" w:sz="4" w:space="0"/>
+                  <w:left w:val="none" w:color="auto" w:sz="4" w:space="0"/>
+                  <w:bottom w:val="none" w:color="auto" w:sz="4" w:space="0"/>
+                  <w:right w:val="none" w:color="auto" w:sz="4" w:space="0"/>
+                  <w:insideH w:val="single" w:color="auto" w:sz="4" w:space="0"/>
+                  <w:insideV w:val="dotted" w:color="C0C0C0" w:sz="4" w:space="0"/>
+                </w:tblBorders>
+                <w:tblCellMar>
+                  <w:left w:w="108" w:type="dxa"/>
+                  <w:right w:w="108" w:type="dxa"/>
+                </w:tblCellMar>
+              </w:tblPrEx>
+              <w:trPr>
+                <w:wAfter w:w="0" w:type="auto"/>
+              </w:trPr>
+              <w:tc>
+                <w:tcPr>
+                  <w:tcW w:w="1644" w:type="dxa"/>
+                </w:tcPr>
+                <w:p>
+                  <w:pPr>
+                    <w:jc w:val="both"/>
+                    <w:rPr>
+                      <w:rFonts w:hint="eastAsia" w:ascii="微软雅黑" w:hAnsi="微软雅黑" w:eastAsia="微软雅黑" w:cs="微软雅黑"/>
+                      <w:i w:val="0"/>
+                      <w:iCs w:val="0"/>
+                      <w:color w:val="000000"/>
+                      <w:sz w:val="15"/>
+                      <w:szCs w:val="15"/>
+                      <w:u w:val="none"/>
+                      <w:vertAlign w:val="baseline"/>
+                      <w:lang w:eastAsia="zh-CN"/>
+                    </w:rPr>
+                  </w:pPr>
+                  <w:r>
+                    <w:rPr>
+                      <w:rFonts w:hint="eastAsia" w:ascii="微软雅黑" w:hAnsi="微软雅黑" w:eastAsia="微软雅黑" w:cs="微软雅黑"/>
+                      <w:i w:val="0"/>
+                      <w:iCs w:val="0"/>
+                      <w:color w:val="000000"/>
+                      <w:sz w:val="15"/>
+                      <w:szCs w:val="15"/>
+                      <w:u w:val="none"/>
+                      <w:vertAlign w:val="baseline"/>
+                      <w:lang w:eastAsia="zh-CN"/>
+                    </w:rPr>
+                    <w:t>归母净利润YOY %</w:t>
+                  </w:r>
+                </w:p>
+              </w:tc>
+              <w:tc>
+                <w:tcPr>
+                  <w:tcW w:w="1075" w:type="dxa"/>
+                </w:tcPr>
+                <w:p>
+                  <w:pPr>
+                    <w:jc w:val="both"/>
+                    <w:rPr>
+                      <w:rFonts w:hint="eastAsia" w:ascii="微软雅黑" w:hAnsi="微软雅黑" w:eastAsia="微软雅黑" w:cs="微软雅黑"/>
+                      <w:i w:val="0"/>
+                      <w:iCs w:val="0"/>
+                      <w:color w:val="000000"/>
+                      <w:sz w:val="15"/>
+                      <w:szCs w:val="15"/>
+                      <w:u w:val="none"/>
+                      <w:vertAlign w:val="baseline"/>
+                      <w:lang w:eastAsia="zh-TW"/>
+                    </w:rPr>
+                  </w:pPr>
+                </w:p>
+              </w:tc>
+              <w:tc>
+                <w:tcPr>
+                  <w:tcW w:w="1075" w:type="dxa"/>
+                </w:tcPr>
+                <w:p>
+                  <w:pPr>
+                    <w:jc w:val="both"/>
+                    <w:rPr>
+                      <w:rFonts w:hint="eastAsia" w:ascii="微软雅黑" w:hAnsi="微软雅黑" w:eastAsia="微软雅黑" w:cs="微软雅黑"/>
+                      <w:i w:val="0"/>
+                      <w:iCs w:val="0"/>
+                      <w:color w:val="000000"/>
+                      <w:sz w:val="15"/>
+                      <w:szCs w:val="15"/>
+                      <w:u w:val="none"/>
+                      <w:vertAlign w:val="baseline"/>
+                      <w:lang w:eastAsia="zh-TW"/>
+                    </w:rPr>
+                  </w:pPr>
+                </w:p>
+              </w:tc>
+              <w:tc>
+                <w:tcPr>
+                  <w:tcW w:w="1075" w:type="dxa"/>
+                </w:tcPr>
+                <w:p>
+                  <w:pPr>
+                    <w:jc w:val="both"/>
+                    <w:rPr>
+                      <w:rFonts w:hint="eastAsia" w:ascii="微软雅黑" w:hAnsi="微软雅黑" w:eastAsia="微软雅黑" w:cs="微软雅黑"/>
+                      <w:i w:val="0"/>
+                      <w:iCs w:val="0"/>
+                      <w:color w:val="000000"/>
+                      <w:sz w:val="15"/>
+                      <w:szCs w:val="15"/>
+                      <w:u w:val="none"/>
+                      <w:vertAlign w:val="baseline"/>
+                      <w:lang w:eastAsia="zh-TW"/>
+                    </w:rPr>
+                  </w:pPr>
+                </w:p>
+              </w:tc>
+              <w:tc>
+                <w:tcPr>
+                  <w:tcW w:w="1075" w:type="dxa"/>
+                </w:tcPr>
+                <w:p>
+                  <w:pPr>
+                    <w:jc w:val="both"/>
+                    <w:rPr>
+                      <w:rFonts w:hint="eastAsia" w:ascii="微软雅黑" w:hAnsi="微软雅黑" w:eastAsia="微软雅黑" w:cs="微软雅黑"/>
+                      <w:i w:val="0"/>
+                      <w:iCs w:val="0"/>
+                      <w:color w:val="000000"/>
+                      <w:sz w:val="15"/>
+                      <w:szCs w:val="15"/>
+                      <w:u w:val="none"/>
+                      <w:vertAlign w:val="baseline"/>
+                      <w:lang w:eastAsia="zh-TW"/>
+                    </w:rPr>
+                  </w:pPr>
+                </w:p>
+              </w:tc>
+              <w:tc>
+                <w:tcPr>
+                  <w:tcW w:w="1075" w:type="dxa"/>
+                </w:tcPr>
+                <w:p>
+                  <w:pPr>
+                    <w:jc w:val="both"/>
+                    <w:rPr>
+                      <w:rFonts w:hint="eastAsia" w:ascii="微软雅黑" w:hAnsi="微软雅黑" w:eastAsia="微软雅黑" w:cs="微软雅黑"/>
+                      <w:i w:val="0"/>
+                      <w:iCs w:val="0"/>
+                      <w:color w:val="000000"/>
+                      <w:sz w:val="15"/>
+                      <w:szCs w:val="15"/>
+                      <w:u w:val="none"/>
+                      <w:vertAlign w:val="baseline"/>
+                      <w:lang w:eastAsia="zh-TW"/>
+                    </w:rPr>
+                  </w:pPr>
+                </w:p>
+              </w:tc>
+              <w:tc>
+                <w:tcPr>
+                  <w:tcW w:w="1075" w:type="dxa"/>
+                </w:tcPr>
+                <w:p>
+                  <w:pPr>
+                    <w:jc w:val="both"/>
+                    <w:rPr>
+                      <w:rFonts w:hint="eastAsia" w:ascii="微软雅黑" w:hAnsi="微软雅黑" w:eastAsia="微软雅黑" w:cs="微软雅黑"/>
+                      <w:i w:val="0"/>
+                      <w:iCs w:val="0"/>
+                      <w:color w:val="000000"/>
+                      <w:sz w:val="15"/>
+                      <w:szCs w:val="15"/>
+                      <w:u w:val="none"/>
+                      <w:vertAlign w:val="baseline"/>
+                      <w:lang w:eastAsia="zh-TW"/>
+                    </w:rPr>
+                  </w:pPr>
+                </w:p>
+              </w:tc>
+            </w:tr>
+            <w:tr>
+              <w:tblPrEx>
+                <w:tblBorders>
+                  <w:top w:val="none" w:color="auto" w:sz="4" w:space="0"/>
+                  <w:left w:val="none" w:color="auto" w:sz="4" w:space="0"/>
+                  <w:bottom w:val="none" w:color="auto" w:sz="4" w:space="0"/>
+                  <w:right w:val="none" w:color="auto" w:sz="4" w:space="0"/>
+                  <w:insideH w:val="single" w:color="auto" w:sz="4" w:space="0"/>
+                  <w:insideV w:val="dotted" w:color="C0C0C0" w:sz="4" w:space="0"/>
+                </w:tblBorders>
+                <w:tblCellMar>
+                  <w:left w:w="108" w:type="dxa"/>
+                  <w:right w:w="108" w:type="dxa"/>
+                </w:tblCellMar>
+              </w:tblPrEx>
+              <w:trPr>
+                <w:wAfter w:w="0" w:type="auto"/>
+              </w:trPr>
+              <w:tc>
+                <w:tcPr>
+                  <w:tcW w:w="1644" w:type="dxa"/>
+                </w:tcPr>
+                <w:p>
+                  <w:pPr>
+                    <w:jc w:val="both"/>
+                    <w:rPr>
+                      <w:rFonts w:hint="eastAsia" w:ascii="微软雅黑" w:hAnsi="微软雅黑" w:eastAsia="微软雅黑" w:cs="微软雅黑"/>
+                      <w:i w:val="0"/>
+                      <w:iCs w:val="0"/>
+                      <w:color w:val="000000"/>
+                      <w:sz w:val="15"/>
+                      <w:szCs w:val="15"/>
+                      <w:u w:val="none"/>
+                      <w:vertAlign w:val="baseline"/>
+                      <w:lang w:eastAsia="zh-CN"/>
+                    </w:rPr>
+                  </w:pPr>
+                  <w:r>
+                    <w:rPr>
+                      <w:rFonts w:hint="eastAsia" w:ascii="微软雅黑" w:hAnsi="微软雅黑" w:eastAsia="微软雅黑" w:cs="微软雅黑"/>
+                      <w:i w:val="0"/>
+                      <w:iCs w:val="0"/>
+                      <w:color w:val="000000"/>
+                      <w:sz w:val="15"/>
+                      <w:szCs w:val="15"/>
+                      <w:u w:val="none"/>
+                      <w:vertAlign w:val="baseline"/>
+                      <w:lang w:eastAsia="zh-CN"/>
+                    </w:rPr>
+                    <w:t>ROE %</w:t>
+                  </w:r>
+                </w:p>
+              </w:tc>
+              <w:tc>
+                <w:tcPr>
+                  <w:tcW w:w="1075" w:type="dxa"/>
+                </w:tcPr>
+                <w:p>
+                  <w:pPr>
+                    <w:jc w:val="both"/>
+                    <w:rPr>
+                      <w:rFonts w:hint="eastAsia" w:ascii="微软雅黑" w:hAnsi="微软雅黑" w:eastAsia="微软雅黑" w:cs="微软雅黑"/>
+                      <w:i w:val="0"/>
+                      <w:iCs w:val="0"/>
+                      <w:color w:val="000000"/>
+                      <w:sz w:val="15"/>
+                      <w:szCs w:val="15"/>
+                      <w:u w:val="none"/>
+                      <w:vertAlign w:val="baseline"/>
+                      <w:lang w:eastAsia="zh-TW"/>
+                    </w:rPr>
+                  </w:pPr>
+                </w:p>
+              </w:tc>
+              <w:tc>
+                <w:tcPr>
+                  <w:tcW w:w="1075" w:type="dxa"/>
+                </w:tcPr>
+                <w:p>
+                  <w:pPr>
+                    <w:jc w:val="both"/>
+                    <w:rPr>
+                      <w:rFonts w:hint="eastAsia" w:ascii="微软雅黑" w:hAnsi="微软雅黑" w:eastAsia="微软雅黑" w:cs="微软雅黑"/>
+                      <w:i w:val="0"/>
+                      <w:iCs w:val="0"/>
+                      <w:color w:val="000000"/>
+                      <w:sz w:val="15"/>
+                      <w:szCs w:val="15"/>
+                      <w:u w:val="none"/>
+                      <w:vertAlign w:val="baseline"/>
+                      <w:lang w:eastAsia="zh-TW"/>
+                    </w:rPr>
+                  </w:pPr>
+                </w:p>
+              </w:tc>
+              <w:tc>
+                <w:tcPr>
+                  <w:tcW w:w="1075" w:type="dxa"/>
+                </w:tcPr>
+                <w:p>
+                  <w:pPr>
+                    <w:jc w:val="both"/>
+                    <w:rPr>
+                      <w:rFonts w:hint="eastAsia" w:ascii="微软雅黑" w:hAnsi="微软雅黑" w:eastAsia="微软雅黑" w:cs="微软雅黑"/>
+                      <w:i w:val="0"/>
+                      <w:iCs w:val="0"/>
+                      <w:color w:val="000000"/>
+                      <w:sz w:val="15"/>
+                      <w:szCs w:val="15"/>
+                      <w:u w:val="none"/>
+                      <w:vertAlign w:val="baseline"/>
+                      <w:lang w:eastAsia="zh-TW"/>
+                    </w:rPr>
+                  </w:pPr>
+                </w:p>
+              </w:tc>
+              <w:tc>
+                <w:tcPr>
+                  <w:tcW w:w="1075" w:type="dxa"/>
+                </w:tcPr>
+                <w:p>
+                  <w:pPr>
+                    <w:jc w:val="both"/>
+                    <w:rPr>
+                      <w:rFonts w:hint="eastAsia" w:ascii="微软雅黑" w:hAnsi="微软雅黑" w:eastAsia="微软雅黑" w:cs="微软雅黑"/>
+                      <w:i w:val="0"/>
+                      <w:iCs w:val="0"/>
+                      <w:color w:val="000000"/>
+                      <w:sz w:val="15"/>
+                      <w:szCs w:val="15"/>
+                      <w:u w:val="none"/>
+                      <w:vertAlign w:val="baseline"/>
+                      <w:lang w:eastAsia="zh-TW"/>
+                    </w:rPr>
+                  </w:pPr>
+                </w:p>
+              </w:tc>
+              <w:tc>
+                <w:tcPr>
+                  <w:tcW w:w="1075" w:type="dxa"/>
+                </w:tcPr>
+                <w:p>
+                  <w:pPr>
+                    <w:jc w:val="both"/>
+                    <w:rPr>
+                      <w:rFonts w:hint="eastAsia" w:ascii="微软雅黑" w:hAnsi="微软雅黑" w:eastAsia="微软雅黑" w:cs="微软雅黑"/>
+                      <w:i w:val="0"/>
+                      <w:iCs w:val="0"/>
+                      <w:color w:val="000000"/>
+                      <w:sz w:val="15"/>
+                      <w:szCs w:val="15"/>
+                      <w:u w:val="none"/>
+                      <w:vertAlign w:val="baseline"/>
+                      <w:lang w:eastAsia="zh-TW"/>
+                    </w:rPr>
+                  </w:pPr>
+                </w:p>
+              </w:tc>
+              <w:tc>
+                <w:tcPr>
+                  <w:tcW w:w="1075" w:type="dxa"/>
+                </w:tcPr>
+                <w:p>
+                  <w:pPr>
+                    <w:jc w:val="both"/>
+                    <w:rPr>
+                      <w:rFonts w:hint="eastAsia" w:ascii="微软雅黑" w:hAnsi="微软雅黑" w:eastAsia="微软雅黑" w:cs="微软雅黑"/>
+                      <w:i w:val="0"/>
+                      <w:iCs w:val="0"/>
+                      <w:color w:val="000000"/>
+                      <w:sz w:val="15"/>
+                      <w:szCs w:val="15"/>
+                      <w:u w:val="none"/>
+                      <w:vertAlign w:val="baseline"/>
+                      <w:lang w:eastAsia="zh-TW"/>
+                    </w:rPr>
+                  </w:pPr>
+                </w:p>
+              </w:tc>
+            </w:tr>
+            <w:tr>
+              <w:tblPrEx>
+                <w:tblBorders>
+                  <w:top w:val="none" w:color="auto" w:sz="4" w:space="0"/>
+                  <w:left w:val="none" w:color="auto" w:sz="4" w:space="0"/>
+                  <w:bottom w:val="none" w:color="auto" w:sz="4" w:space="0"/>
+                  <w:right w:val="none" w:color="auto" w:sz="4" w:space="0"/>
+                  <w:insideH w:val="single" w:color="auto" w:sz="4" w:space="0"/>
+                  <w:insideV w:val="dotted" w:color="C0C0C0" w:sz="4" w:space="0"/>
+                </w:tblBorders>
+              </w:tblPrEx>
+              <w:trPr>
+                <w:wAfter w:w="0" w:type="auto"/>
+              </w:trPr>
+              <w:tc>
+                <w:tcPr>
+                  <w:tcW w:w="1644" w:type="dxa"/>
+                </w:tcPr>
+                <w:p>
+                  <w:pPr>
+                    <w:jc w:val="both"/>
+                    <w:rPr>
+                      <w:rFonts w:hint="eastAsia" w:ascii="微软雅黑" w:hAnsi="微软雅黑" w:eastAsia="微软雅黑" w:cs="微软雅黑"/>
+                      <w:i w:val="0"/>
+                      <w:iCs w:val="0"/>
+                      <w:color w:val="000000"/>
+                      <w:sz w:val="15"/>
+                      <w:szCs w:val="15"/>
+                      <w:u w:val="none"/>
+                      <w:vertAlign w:val="baseline"/>
+                      <w:lang w:eastAsia="zh-CN"/>
+                    </w:rPr>
+                  </w:pPr>
+                  <w:r>
+                    <w:rPr>
+                      <w:rFonts w:hint="eastAsia" w:ascii="微软雅黑" w:hAnsi="微软雅黑" w:eastAsia="微软雅黑" w:cs="微软雅黑"/>
+                      <w:i w:val="0"/>
+                      <w:iCs w:val="0"/>
+                      <w:color w:val="000000"/>
+                      <w:sz w:val="15"/>
+                      <w:szCs w:val="15"/>
+                      <w:u w:val="none"/>
+                      <w:vertAlign w:val="baseline"/>
+                      <w:lang w:eastAsia="zh-CN"/>
+                    </w:rPr>
+                    <w:t>EPS</w:t>
+                  </w:r>
+                </w:p>
+              </w:tc>
+              <w:tc>
+                <w:tcPr>
+                  <w:tcW w:w="1075" w:type="dxa"/>
+                </w:tcPr>
+                <w:p>
+                  <w:pPr>
+                    <w:jc w:val="both"/>
+                    <w:rPr>
+                      <w:rFonts w:hint="eastAsia" w:ascii="微软雅黑" w:hAnsi="微软雅黑" w:eastAsia="微软雅黑" w:cs="微软雅黑"/>
+                      <w:i w:val="0"/>
+                      <w:iCs w:val="0"/>
+                      <w:color w:val="000000"/>
+                      <w:sz w:val="15"/>
+                      <w:szCs w:val="15"/>
+                      <w:u w:val="none"/>
+                      <w:vertAlign w:val="baseline"/>
+                      <w:lang w:eastAsia="zh-TW"/>
+                    </w:rPr>
+                  </w:pPr>
+                </w:p>
+              </w:tc>
+              <w:tc>
+                <w:tcPr>
+                  <w:tcW w:w="1075" w:type="dxa"/>
+                </w:tcPr>
+                <w:p>
+                  <w:pPr>
+                    <w:jc w:val="both"/>
+                    <w:rPr>
+                      <w:rFonts w:hint="eastAsia" w:ascii="微软雅黑" w:hAnsi="微软雅黑" w:eastAsia="微软雅黑" w:cs="微软雅黑"/>
+                      <w:i w:val="0"/>
+                      <w:iCs w:val="0"/>
+                      <w:color w:val="000000"/>
+                      <w:sz w:val="15"/>
+                      <w:szCs w:val="15"/>
+                      <w:u w:val="none"/>
+                      <w:vertAlign w:val="baseline"/>
+                      <w:lang w:eastAsia="zh-TW"/>
+                    </w:rPr>
+                  </w:pPr>
+                </w:p>
+              </w:tc>
+              <w:tc>
+                <w:tcPr>
+                  <w:tcW w:w="1075" w:type="dxa"/>
+                </w:tcPr>
+                <w:p>
+                  <w:pPr>
+                    <w:jc w:val="both"/>
+                    <w:rPr>
+                      <w:rFonts w:hint="eastAsia" w:ascii="微软雅黑" w:hAnsi="微软雅黑" w:eastAsia="微软雅黑" w:cs="微软雅黑"/>
+                      <w:i w:val="0"/>
+                      <w:iCs w:val="0"/>
+                      <w:color w:val="000000"/>
+                      <w:sz w:val="15"/>
+                      <w:szCs w:val="15"/>
+                      <w:u w:val="none"/>
+                      <w:vertAlign w:val="baseline"/>
+                      <w:lang w:eastAsia="zh-TW"/>
+                    </w:rPr>
+                  </w:pPr>
+                </w:p>
+              </w:tc>
+              <w:tc>
+                <w:tcPr>
+                  <w:tcW w:w="1075" w:type="dxa"/>
+                </w:tcPr>
+                <w:p>
+                  <w:pPr>
+                    <w:jc w:val="both"/>
+                    <w:rPr>
+                      <w:rFonts w:hint="eastAsia" w:ascii="微软雅黑" w:hAnsi="微软雅黑" w:eastAsia="微软雅黑" w:cs="微软雅黑"/>
+                      <w:i w:val="0"/>
+                      <w:iCs w:val="0"/>
+                      <w:color w:val="000000"/>
+                      <w:sz w:val="15"/>
+                      <w:szCs w:val="15"/>
+                      <w:u w:val="none"/>
+                      <w:vertAlign w:val="baseline"/>
+                      <w:lang w:eastAsia="zh-TW"/>
+                    </w:rPr>
+                  </w:pPr>
+                </w:p>
+              </w:tc>
+              <w:tc>
+                <w:tcPr>
+                  <w:tcW w:w="1075" w:type="dxa"/>
+                </w:tcPr>
+                <w:p>
+                  <w:pPr>
+                    <w:jc w:val="both"/>
+                    <w:rPr>
+                      <w:rFonts w:hint="eastAsia" w:ascii="微软雅黑" w:hAnsi="微软雅黑" w:eastAsia="微软雅黑" w:cs="微软雅黑"/>
+                      <w:i w:val="0"/>
+                      <w:iCs w:val="0"/>
+                      <w:color w:val="000000"/>
+                      <w:sz w:val="15"/>
+                      <w:szCs w:val="15"/>
+                      <w:u w:val="none"/>
+                      <w:vertAlign w:val="baseline"/>
+                      <w:lang w:eastAsia="zh-TW"/>
+                    </w:rPr>
+                  </w:pPr>
+                </w:p>
+              </w:tc>
+              <w:tc>
+                <w:tcPr>
+                  <w:tcW w:w="1075" w:type="dxa"/>
+                </w:tcPr>
+                <w:p>
+                  <w:pPr>
+                    <w:jc w:val="both"/>
+                    <w:rPr>
+                      <w:rFonts w:hint="eastAsia" w:ascii="微软雅黑" w:hAnsi="微软雅黑" w:eastAsia="微软雅黑" w:cs="微软雅黑"/>
+                      <w:i w:val="0"/>
+                      <w:iCs w:val="0"/>
+                      <w:color w:val="000000"/>
+                      <w:sz w:val="15"/>
+                      <w:szCs w:val="15"/>
+                      <w:u w:val="none"/>
+                      <w:vertAlign w:val="baseline"/>
+                      <w:lang w:eastAsia="zh-TW"/>
+                    </w:rPr>
+                  </w:pPr>
+                </w:p>
+              </w:tc>
+            </w:tr>
+            <w:tr>
+              <w:tblPrEx>
+                <w:tblBorders>
+                  <w:top w:val="none" w:color="auto" w:sz="4" w:space="0"/>
+                  <w:left w:val="none" w:color="auto" w:sz="4" w:space="0"/>
+                  <w:bottom w:val="none" w:color="auto" w:sz="4" w:space="0"/>
+                  <w:right w:val="none" w:color="auto" w:sz="4" w:space="0"/>
+                  <w:insideH w:val="single" w:color="auto" w:sz="4" w:space="0"/>
+                  <w:insideV w:val="dotted" w:color="C0C0C0" w:sz="4" w:space="0"/>
+                </w:tblBorders>
+              </w:tblPrEx>
+              <w:trPr>
+                <w:wAfter w:w="0" w:type="auto"/>
+              </w:trPr>
+              <w:tc>
+                <w:tcPr>
+                  <w:tcW w:w="1644" w:type="dxa"/>
+                </w:tcPr>
+                <w:p>
+                  <w:pPr>
+                    <w:jc w:val="both"/>
+                    <w:rPr>
+                      <w:rFonts w:hint="eastAsia" w:ascii="微软雅黑" w:hAnsi="微软雅黑" w:eastAsia="微软雅黑" w:cs="微软雅黑"/>
+                      <w:i w:val="0"/>
+                      <w:iCs w:val="0"/>
+                      <w:color w:val="000000"/>
+                      <w:sz w:val="15"/>
+                      <w:szCs w:val="15"/>
+                      <w:u w:val="none"/>
+                      <w:vertAlign w:val="baseline"/>
+                      <w:lang w:eastAsia="zh-CN"/>
+                    </w:rPr>
+                  </w:pPr>
+                  <w:r>
+                    <w:rPr>
+                      <w:rFonts w:hint="eastAsia" w:ascii="微软雅黑" w:hAnsi="微软雅黑" w:eastAsia="微软雅黑" w:cs="微软雅黑"/>
+                      <w:i w:val="0"/>
+                      <w:iCs w:val="0"/>
+                      <w:color w:val="000000"/>
+                      <w:sz w:val="15"/>
+                      <w:szCs w:val="15"/>
+                      <w:u w:val="none"/>
+                      <w:vertAlign w:val="baseline"/>
+                      <w:lang w:eastAsia="zh-CN"/>
+                    </w:rPr>
+                    <w:t>PE</w:t>
+                  </w:r>
+                </w:p>
+              </w:tc>
+              <w:tc>
+                <w:tcPr>
+                  <w:tcW w:w="1075" w:type="dxa"/>
+                </w:tcPr>
+                <w:p>
+                  <w:pPr>
+                    <w:jc w:val="both"/>
+                    <w:rPr>
+                      <w:rFonts w:hint="eastAsia" w:ascii="微软雅黑" w:hAnsi="微软雅黑" w:eastAsia="微软雅黑" w:cs="微软雅黑"/>
+                      <w:i w:val="0"/>
+                      <w:iCs w:val="0"/>
+                      <w:color w:val="000000"/>
+                      <w:sz w:val="15"/>
+                      <w:szCs w:val="15"/>
+                      <w:u w:val="none"/>
+                      <w:vertAlign w:val="baseline"/>
+                      <w:lang w:eastAsia="zh-TW"/>
+                    </w:rPr>
+                  </w:pPr>
+                </w:p>
+              </w:tc>
+              <w:tc>
+                <w:tcPr>
+                  <w:tcW w:w="1075" w:type="dxa"/>
+                </w:tcPr>
+                <w:p>
+                  <w:pPr>
+                    <w:jc w:val="both"/>
+                    <w:rPr>
+                      <w:rFonts w:hint="eastAsia" w:ascii="微软雅黑" w:hAnsi="微软雅黑" w:eastAsia="微软雅黑" w:cs="微软雅黑"/>
+                      <w:i w:val="0"/>
+                      <w:iCs w:val="0"/>
+                      <w:color w:val="000000"/>
+                      <w:sz w:val="15"/>
+                      <w:szCs w:val="15"/>
+                      <w:u w:val="none"/>
+                      <w:vertAlign w:val="baseline"/>
+                      <w:lang w:eastAsia="zh-TW"/>
+                    </w:rPr>
+                  </w:pPr>
+                </w:p>
+              </w:tc>
+              <w:tc>
+                <w:tcPr>
+                  <w:tcW w:w="1075" w:type="dxa"/>
+                </w:tcPr>
+                <w:p>
+                  <w:pPr>
+                    <w:jc w:val="both"/>
+                    <w:rPr>
+                      <w:rFonts w:hint="eastAsia" w:ascii="微软雅黑" w:hAnsi="微软雅黑" w:eastAsia="微软雅黑" w:cs="微软雅黑"/>
+                      <w:i w:val="0"/>
+                      <w:iCs w:val="0"/>
+                      <w:color w:val="000000"/>
+                      <w:sz w:val="15"/>
+                      <w:szCs w:val="15"/>
+                      <w:u w:val="none"/>
+                      <w:vertAlign w:val="baseline"/>
+                      <w:lang w:eastAsia="zh-TW"/>
+                    </w:rPr>
+                  </w:pPr>
+                </w:p>
+              </w:tc>
+              <w:tc>
+                <w:tcPr>
+                  <w:tcW w:w="1075" w:type="dxa"/>
+                </w:tcPr>
+                <w:p>
+                  <w:pPr>
+                    <w:jc w:val="both"/>
+                    <w:rPr>
+                      <w:rFonts w:hint="eastAsia" w:ascii="微软雅黑" w:hAnsi="微软雅黑" w:eastAsia="微软雅黑" w:cs="微软雅黑"/>
+                      <w:i w:val="0"/>
+                      <w:iCs w:val="0"/>
+                      <w:color w:val="000000"/>
+                      <w:sz w:val="15"/>
+                      <w:szCs w:val="15"/>
+                      <w:u w:val="none"/>
+                      <w:vertAlign w:val="baseline"/>
+                      <w:lang w:eastAsia="zh-TW"/>
+                    </w:rPr>
+                  </w:pPr>
+                </w:p>
+              </w:tc>
+              <w:tc>
+                <w:tcPr>
+                  <w:tcW w:w="1075" w:type="dxa"/>
+                </w:tcPr>
+                <w:p>
+                  <w:pPr>
+                    <w:jc w:val="both"/>
+                    <w:rPr>
+                      <w:rFonts w:hint="eastAsia" w:ascii="微软雅黑" w:hAnsi="微软雅黑" w:eastAsia="微软雅黑" w:cs="微软雅黑"/>
+                      <w:i w:val="0"/>
+                      <w:iCs w:val="0"/>
+                      <w:color w:val="000000"/>
+                      <w:sz w:val="15"/>
+                      <w:szCs w:val="15"/>
+                      <w:u w:val="none"/>
+                      <w:vertAlign w:val="baseline"/>
+                      <w:lang w:eastAsia="zh-TW"/>
+                    </w:rPr>
+                  </w:pPr>
+                </w:p>
+              </w:tc>
+              <w:tc>
+                <w:tcPr>
+                  <w:tcW w:w="1075" w:type="dxa"/>
+                </w:tcPr>
+                <w:p>
+                  <w:pPr>
+                    <w:jc w:val="both"/>
+                    <w:rPr>
+                      <w:rFonts w:hint="eastAsia" w:ascii="微软雅黑" w:hAnsi="微软雅黑" w:eastAsia="微软雅黑" w:cs="微软雅黑"/>
+                      <w:i w:val="0"/>
+                      <w:iCs w:val="0"/>
+                      <w:color w:val="000000"/>
+                      <w:sz w:val="15"/>
+                      <w:szCs w:val="15"/>
+                      <w:u w:val="none"/>
+                      <w:vertAlign w:val="baseline"/>
+                      <w:lang w:eastAsia="zh-TW"/>
+                    </w:rPr>
+                  </w:pPr>
+                </w:p>
+              </w:tc>
+            </w:tr>
+            <w:tr>
+              <w:tblPrEx>
+                <w:tblBorders>
+                  <w:top w:val="none" w:color="auto" w:sz="4" w:space="0"/>
+                  <w:left w:val="none" w:color="auto" w:sz="4" w:space="0"/>
+                  <w:bottom w:val="none" w:color="auto" w:sz="4" w:space="0"/>
+                  <w:right w:val="none" w:color="auto" w:sz="4" w:space="0"/>
+                  <w:insideH w:val="single" w:color="auto" w:sz="4" w:space="0"/>
+                  <w:insideV w:val="dotted" w:color="C0C0C0" w:sz="4" w:space="0"/>
+                </w:tblBorders>
+                <w:tblCellMar>
+                  <w:left w:w="108" w:type="dxa"/>
+                  <w:right w:w="108" w:type="dxa"/>
+                </w:tblCellMar>
+              </w:tblPrEx>
+              <w:trPr>
+                <w:wAfter w:w="0" w:type="auto"/>
+              </w:trPr>
+              <w:tc>
+                <w:tcPr>
+                  <w:tcW w:w="1644" w:type="dxa"/>
+                </w:tcPr>
+                <w:p>
+                  <w:pPr>
+                    <w:jc w:val="both"/>
+                    <w:rPr>
+                      <w:rFonts w:hint="eastAsia" w:ascii="微软雅黑" w:hAnsi="微软雅黑" w:eastAsia="微软雅黑" w:cs="微软雅黑"/>
+                      <w:i w:val="0"/>
+                      <w:iCs w:val="0"/>
+                      <w:color w:val="000000"/>
+                      <w:sz w:val="15"/>
+                      <w:szCs w:val="15"/>
+                      <w:u w:val="none"/>
+                      <w:vertAlign w:val="baseline"/>
+                      <w:lang w:eastAsia="zh-CN"/>
+                    </w:rPr>
+                  </w:pPr>
+                  <w:r>
+                    <w:rPr>
+                      <w:rFonts w:hint="eastAsia" w:ascii="微软雅黑" w:hAnsi="微软雅黑" w:eastAsia="微软雅黑" w:cs="微软雅黑"/>
+                      <w:i w:val="0"/>
+                      <w:iCs w:val="0"/>
+                      <w:color w:val="000000"/>
+                      <w:sz w:val="15"/>
+                      <w:szCs w:val="15"/>
+                      <w:u w:val="none"/>
+                      <w:vertAlign w:val="baseline"/>
+                      <w:lang w:eastAsia="zh-CN"/>
+                    </w:rPr>
+                    <w:t>PB</w:t>
+                  </w:r>
+                </w:p>
+              </w:tc>
+              <w:tc>
+                <w:tcPr>
+                  <w:tcW w:w="1075" w:type="dxa"/>
+                </w:tcPr>
+                <w:p>
+                  <w:pPr>
+                    <w:jc w:val="both"/>
+                    <w:rPr>
+                      <w:rFonts w:hint="eastAsia" w:ascii="微软雅黑" w:hAnsi="微软雅黑" w:eastAsia="微软雅黑" w:cs="微软雅黑"/>
+                      <w:i w:val="0"/>
+                      <w:iCs w:val="0"/>
+                      <w:color w:val="000000"/>
+                      <w:sz w:val="15"/>
+                      <w:szCs w:val="15"/>
+                      <w:u w:val="none"/>
+                      <w:vertAlign w:val="baseline"/>
+                      <w:lang w:eastAsia="zh-TW"/>
+                    </w:rPr>
+                  </w:pPr>
+                </w:p>
+              </w:tc>
+              <w:tc>
+                <w:tcPr>
+                  <w:tcW w:w="1075" w:type="dxa"/>
+                </w:tcPr>
+                <w:p>
+                  <w:pPr>
+                    <w:jc w:val="both"/>
+                    <w:rPr>
+                      <w:rFonts w:hint="eastAsia" w:ascii="微软雅黑" w:hAnsi="微软雅黑" w:eastAsia="微软雅黑" w:cs="微软雅黑"/>
+                      <w:i w:val="0"/>
+                      <w:iCs w:val="0"/>
+                      <w:color w:val="000000"/>
+                      <w:sz w:val="15"/>
+                      <w:szCs w:val="15"/>
+                      <w:u w:val="none"/>
+                      <w:vertAlign w:val="baseline"/>
+                      <w:lang w:eastAsia="zh-TW"/>
+                    </w:rPr>
+                  </w:pPr>
+                </w:p>
+              </w:tc>
+              <w:tc>
+                <w:tcPr>
+                  <w:tcW w:w="1075" w:type="dxa"/>
+                </w:tcPr>
+                <w:p>
+                  <w:pPr>
+                    <w:jc w:val="both"/>
+                    <w:rPr>
+                      <w:rFonts w:hint="eastAsia" w:ascii="微软雅黑" w:hAnsi="微软雅黑" w:eastAsia="微软雅黑" w:cs="微软雅黑"/>
+                      <w:i w:val="0"/>
+                      <w:iCs w:val="0"/>
+                      <w:color w:val="000000"/>
+                      <w:sz w:val="15"/>
+                      <w:szCs w:val="15"/>
+                      <w:u w:val="none"/>
+                      <w:vertAlign w:val="baseline"/>
+                      <w:lang w:eastAsia="zh-TW"/>
+                    </w:rPr>
+                  </w:pPr>
+                </w:p>
+              </w:tc>
+              <w:tc>
+                <w:tcPr>
+                  <w:tcW w:w="1075" w:type="dxa"/>
+                </w:tcPr>
+                <w:p>
+                  <w:pPr>
+                    <w:jc w:val="both"/>
+                    <w:rPr>
+                      <w:rFonts w:hint="eastAsia" w:ascii="微软雅黑" w:hAnsi="微软雅黑" w:eastAsia="微软雅黑" w:cs="微软雅黑"/>
+                      <w:i w:val="0"/>
+                      <w:iCs w:val="0"/>
+                      <w:color w:val="000000"/>
+                      <w:sz w:val="15"/>
+                      <w:szCs w:val="15"/>
+                      <w:u w:val="none"/>
+                      <w:vertAlign w:val="baseline"/>
+                      <w:lang w:eastAsia="zh-TW"/>
+                    </w:rPr>
+                  </w:pPr>
+                </w:p>
+              </w:tc>
+              <w:tc>
+                <w:tcPr>
+                  <w:tcW w:w="1075" w:type="dxa"/>
+                </w:tcPr>
+                <w:p>
+                  <w:pPr>
+                    <w:jc w:val="both"/>
+                    <w:rPr>
+                      <w:rFonts w:hint="eastAsia" w:ascii="微软雅黑" w:hAnsi="微软雅黑" w:eastAsia="微软雅黑" w:cs="微软雅黑"/>
+                      <w:i w:val="0"/>
+                      <w:iCs w:val="0"/>
+                      <w:color w:val="000000"/>
+                      <w:sz w:val="15"/>
+                      <w:szCs w:val="15"/>
+                      <w:u w:val="none"/>
+                      <w:vertAlign w:val="baseline"/>
+                      <w:lang w:eastAsia="zh-TW"/>
+                    </w:rPr>
+                  </w:pPr>
+                </w:p>
+              </w:tc>
+              <w:tc>
+                <w:tcPr>
+                  <w:tcW w:w="1075" w:type="dxa"/>
+                </w:tcPr>
+                <w:p>
+                  <w:pPr>
+                    <w:jc w:val="both"/>
+                    <w:rPr>
+                      <w:rFonts w:hint="eastAsia" w:ascii="微软雅黑" w:hAnsi="微软雅黑" w:eastAsia="微软雅黑" w:cs="微软雅黑"/>
+                      <w:i w:val="0"/>
+                      <w:iCs w:val="0"/>
+                      <w:color w:val="000000"/>
+                      <w:sz w:val="15"/>
+                      <w:szCs w:val="15"/>
+                      <w:u w:val="none"/>
+                      <w:vertAlign w:val="baseline"/>
+                      <w:lang w:eastAsia="zh-TW"/>
+                    </w:rPr>
+                  </w:pPr>
+                </w:p>
+              </w:tc>
+            </w:tr>
+            <w:tr>
+              <w:tblPrEx>
+                <w:tblBorders>
+                  <w:top w:val="none" w:color="auto" w:sz="4" w:space="0"/>
+                  <w:left w:val="none" w:color="auto" w:sz="4" w:space="0"/>
+                  <w:bottom w:val="none" w:color="auto" w:sz="4" w:space="0"/>
+                  <w:right w:val="none" w:color="auto" w:sz="4" w:space="0"/>
+                  <w:insideH w:val="single" w:color="auto" w:sz="4" w:space="0"/>
+                  <w:insideV w:val="dotted" w:color="C0C0C0" w:sz="4" w:space="0"/>
+                </w:tblBorders>
+                <w:tblCellMar>
+                  <w:left w:w="108" w:type="dxa"/>
+                  <w:right w:w="108" w:type="dxa"/>
+                </w:tblCellMar>
+              </w:tblPrEx>
+              <w:trPr>
+                <w:wAfter w:w="0" w:type="auto"/>
+              </w:trPr>
+              <w:tc>
+                <w:tcPr>
+                  <w:tcW w:w="1644" w:type="dxa"/>
+                </w:tcPr>
+                <w:p>
+                  <w:pPr>
+                    <w:jc w:val="both"/>
+                    <w:rPr>
+                      <w:rFonts w:hint="eastAsia" w:ascii="微软雅黑" w:hAnsi="微软雅黑" w:eastAsia="微软雅黑" w:cs="微软雅黑"/>
+                      <w:i w:val="0"/>
+                      <w:iCs w:val="0"/>
+                      <w:color w:val="000000"/>
+                      <w:sz w:val="15"/>
+                      <w:szCs w:val="15"/>
+                      <w:u w:val="none"/>
+                      <w:vertAlign w:val="baseline"/>
+                      <w:lang w:eastAsia="zh-CN"/>
+                    </w:rPr>
+                  </w:pPr>
+                  <w:r>
+                    <w:rPr>
+                      <w:rFonts w:hint="eastAsia" w:ascii="微软雅黑" w:hAnsi="微软雅黑" w:eastAsia="微软雅黑" w:cs="微软雅黑"/>
+                      <w:i w:val="0"/>
+                      <w:iCs w:val="0"/>
+                      <w:color w:val="000000"/>
+                      <w:sz w:val="15"/>
+                      <w:szCs w:val="15"/>
+                      <w:u w:val="none"/>
+                      <w:vertAlign w:val="baseline"/>
+                      <w:lang w:eastAsia="zh-CN"/>
+                    </w:rPr>
+                    <w:t>EV/EBITDA</w:t>
+                  </w:r>
+                </w:p>
+              </w:tc>
+              <w:tc>
+                <w:tcPr>
+                  <w:tcW w:w="1075" w:type="dxa"/>
+                </w:tcPr>
+                <w:p>
+                  <w:pPr>
+                    <w:jc w:val="both"/>
+                    <w:rPr>
+                      <w:rFonts w:hint="eastAsia" w:ascii="微软雅黑" w:hAnsi="微软雅黑" w:eastAsia="微软雅黑" w:cs="微软雅黑"/>
+                      <w:i w:val="0"/>
+                      <w:iCs w:val="0"/>
+                      <w:color w:val="000000"/>
+                      <w:sz w:val="15"/>
+                      <w:szCs w:val="15"/>
+                      <w:u w:val="none"/>
+                      <w:vertAlign w:val="baseline"/>
+                      <w:lang w:eastAsia="zh-TW"/>
+                    </w:rPr>
+                  </w:pPr>
+                </w:p>
+              </w:tc>
+              <w:tc>
+                <w:tcPr>
+                  <w:tcW w:w="1075" w:type="dxa"/>
+                </w:tcPr>
+                <w:p>
+                  <w:pPr>
+                    <w:jc w:val="both"/>
+                    <w:rPr>
+                      <w:rFonts w:hint="eastAsia" w:ascii="微软雅黑" w:hAnsi="微软雅黑" w:eastAsia="微软雅黑" w:cs="微软雅黑"/>
+                      <w:i w:val="0"/>
+                      <w:iCs w:val="0"/>
+                      <w:color w:val="000000"/>
+                      <w:sz w:val="15"/>
+                      <w:szCs w:val="15"/>
+                      <w:u w:val="none"/>
+                      <w:vertAlign w:val="baseline"/>
+                      <w:lang w:eastAsia="zh-TW"/>
+                    </w:rPr>
+                  </w:pPr>
+                </w:p>
+              </w:tc>
+              <w:tc>
+                <w:tcPr>
+                  <w:tcW w:w="1075" w:type="dxa"/>
+                </w:tcPr>
+                <w:p>
+                  <w:pPr>
+                    <w:jc w:val="both"/>
+                    <w:rPr>
+                      <w:rFonts w:hint="eastAsia" w:ascii="微软雅黑" w:hAnsi="微软雅黑" w:eastAsia="微软雅黑" w:cs="微软雅黑"/>
+                      <w:i w:val="0"/>
+                      <w:iCs w:val="0"/>
+                      <w:color w:val="000000"/>
+                      <w:sz w:val="15"/>
+                      <w:szCs w:val="15"/>
+                      <w:u w:val="none"/>
+                      <w:vertAlign w:val="baseline"/>
+                      <w:lang w:eastAsia="zh-TW"/>
+                    </w:rPr>
+                  </w:pPr>
+                </w:p>
+              </w:tc>
+              <w:tc>
+                <w:tcPr>
+                  <w:tcW w:w="1075" w:type="dxa"/>
+                </w:tcPr>
+                <w:p>
+                  <w:pPr>
+                    <w:jc w:val="both"/>
+                    <w:rPr>
+                      <w:rFonts w:hint="eastAsia" w:ascii="微软雅黑" w:hAnsi="微软雅黑" w:eastAsia="微软雅黑" w:cs="微软雅黑"/>
+                      <w:i w:val="0"/>
+                      <w:iCs w:val="0"/>
+                      <w:color w:val="000000"/>
+                      <w:sz w:val="15"/>
+                      <w:szCs w:val="15"/>
+                      <w:u w:val="none"/>
+                      <w:vertAlign w:val="baseline"/>
+                      <w:lang w:eastAsia="zh-TW"/>
+                    </w:rPr>
+                  </w:pPr>
+                </w:p>
+              </w:tc>
+              <w:tc>
+                <w:tcPr>
+                  <w:tcW w:w="1075" w:type="dxa"/>
+                </w:tcPr>
+                <w:p>
+                  <w:pPr>
+                    <w:jc w:val="both"/>
+                    <w:rPr>
+                      <w:rFonts w:hint="eastAsia" w:ascii="微软雅黑" w:hAnsi="微软雅黑" w:eastAsia="微软雅黑" w:cs="微软雅黑"/>
+                      <w:i w:val="0"/>
+                      <w:iCs w:val="0"/>
+                      <w:color w:val="000000"/>
+                      <w:sz w:val="15"/>
+                      <w:szCs w:val="15"/>
+                      <w:u w:val="none"/>
+                      <w:vertAlign w:val="baseline"/>
+                      <w:lang w:eastAsia="zh-TW"/>
+                    </w:rPr>
+                  </w:pPr>
+                </w:p>
+              </w:tc>
+              <w:tc>
+                <w:tcPr>
+                  <w:tcW w:w="1075" w:type="dxa"/>
+                </w:tcPr>
+                <w:p>
+                  <w:pPr>
+                    <w:jc w:val="both"/>
+                    <w:rPr>
+                      <w:rFonts w:hint="eastAsia" w:ascii="微软雅黑" w:hAnsi="微软雅黑" w:eastAsia="微软雅黑" w:cs="微软雅黑"/>
+                      <w:i w:val="0"/>
+                      <w:iCs w:val="0"/>
+                      <w:color w:val="000000"/>
+                      <w:sz w:val="15"/>
+                      <w:szCs w:val="15"/>
+                      <w:u w:val="none"/>
+                      <w:vertAlign w:val="baseline"/>
+                      <w:lang w:eastAsia="zh-TW"/>
+                    </w:rPr>
+                  </w:pPr>
+                </w:p>
+              </w:tc>
+            </w:tr>
+            <w:bookmarkEnd w:id="18"/>
+          </w:tbl>
           <w:p>
             <w:pPr>
               <w:jc w:val="both"/>

--- a/.claude/skills/pjbg/template/评级报告模板.docx
+++ b/.claude/skills/pjbg/template/评级报告模板.docx
@@ -255,6 +255,7 @@
             </w:pPr>
             <w:r>
               <w:rPr>
+                <w:rFonts w:ascii="微软雅黑" w:hAnsi="微软雅黑" w:eastAsia="微软雅黑" w:cs="微软雅黑"/>
                 <w:sz w:val="15"/>
                 <w:szCs w:val="15"/>
               </w:rPr>
@@ -4431,6 +4432,9 @@
             </w:pPr>
             <w:bookmarkStart w:id="20" w:name="投资逻辑" w:colFirst="0" w:colLast="0"/>
             <w:r>
+              <w:rPr>
+                <w:rFonts w:ascii="微软雅黑" w:hAnsi="微软雅黑" w:eastAsia="微软雅黑" w:cs="微软雅黑"/>
+              </w:rPr>
               <w:t>见附件</w:t>
             </w:r>
           </w:p>
@@ -4560,6 +4564,9 @@
             </w:pPr>
             <w:bookmarkStart w:id="21" w:name="正文" w:colFirst="0" w:colLast="0"/>
             <w:r>
+              <w:rPr>
+                <w:rFonts w:ascii="微软雅黑" w:hAnsi="微软雅黑" w:eastAsia="微软雅黑" w:cs="微软雅黑"/>
+              </w:rPr>
               <w:t>见附件</w:t>
             </w:r>
           </w:p>
